--- a/az/wisdom-stories/red-dress.docx
+++ b/az/wisdom-stories/red-dress.docx
@@ -328,8 +328,7 @@
           <w:bCs/>
           <w:lang/>
         </w:rPr>
-        <w:lastRenderedPageBreak/>
-        <w:t>İbrət: Sevdiklərinə qayğı göstərmək özündən vaz keçmək demək deyil. Başqalarının arzularına yer ayırarkən öz arzularını da yaşat. Sənin həyatın, sevincin və ehtiyacların da dəyərlidir.</w:t>
+        <w:t>İbrət: Sevdiklərinə qayğı göstərmək özündən vazkeçmək demək deyil. Başqalarının arzularına yer ayırarkən öz arzularını da yaşat. Sənin həyatın, sevincin və ehtiyacların da dəyərlidir.</w:t>
       </w:r>
     </w:p>
     <w:p>
